--- a/docs/06_memory.docx
+++ b/docs/06_memory.docx
@@ -1434,8 +1434,14 @@
     </w:p>
     <w:p>
       <w:pPr>
-        <w:pStyle w:val="ListNumber"/>
+        <w:ind w:left="510" w:hanging="340"/>
       </w:pPr>
+      <w:r>
+        <w:rPr>
+          <w:b w:val="0"/>
+        </w:rPr>
+        <w:t xml:space="preserve">1.  </w:t>
+      </w:r>
       <w:r>
         <w:rPr>
           <w:rFonts w:ascii="Consolas" w:hAnsi="Consolas" w:eastAsia="Consolas"/>
@@ -1478,8 +1484,14 @@
     </w:p>
     <w:p>
       <w:pPr>
-        <w:pStyle w:val="ListNumber"/>
+        <w:ind w:left="510" w:hanging="340"/>
       </w:pPr>
+      <w:r>
+        <w:rPr>
+          <w:b w:val="0"/>
+        </w:rPr>
+        <w:t xml:space="preserve">2.  </w:t>
+      </w:r>
       <w:r>
         <w:rPr>
           <w:rFonts w:ascii="Consolas" w:hAnsi="Consolas" w:eastAsia="Consolas"/>
@@ -1574,8 +1586,14 @@
     </w:p>
     <w:p>
       <w:pPr>
-        <w:pStyle w:val="ListNumber"/>
+        <w:ind w:left="510" w:hanging="340"/>
       </w:pPr>
+      <w:r>
+        <w:rPr>
+          <w:b w:val="0"/>
+        </w:rPr>
+        <w:t xml:space="preserve">3.  </w:t>
+      </w:r>
       <w:r>
         <w:rPr>
           <w:rFonts w:ascii="Consolas" w:hAnsi="Consolas" w:eastAsia="Consolas"/>
@@ -1696,8 +1714,14 @@
     </w:p>
     <w:p>
       <w:pPr>
-        <w:pStyle w:val="ListNumber"/>
+        <w:ind w:left="510" w:hanging="340"/>
       </w:pPr>
+      <w:r>
+        <w:rPr>
+          <w:b w:val="0"/>
+        </w:rPr>
+        <w:t xml:space="preserve">4.  </w:t>
+      </w:r>
       <w:r>
         <w:rPr>
           <w:rFonts w:ascii="Consolas" w:hAnsi="Consolas" w:eastAsia="Consolas"/>
@@ -1766,8 +1790,14 @@
     </w:p>
     <w:p>
       <w:pPr>
-        <w:pStyle w:val="ListNumber"/>
+        <w:ind w:left="510" w:hanging="340"/>
       </w:pPr>
+      <w:r>
+        <w:rPr>
+          <w:b w:val="0"/>
+        </w:rPr>
+        <w:t xml:space="preserve">5.  </w:t>
+      </w:r>
       <w:r>
         <w:rPr>
           <w:rFonts w:ascii="Consolas" w:hAnsi="Consolas" w:eastAsia="Consolas"/>
@@ -1820,13 +1850,13 @@
     </w:p>
     <w:p>
       <w:pPr>
-        <w:pStyle w:val="ListNumber"/>
+        <w:ind w:left="510" w:hanging="340"/>
       </w:pPr>
       <w:r>
         <w:rPr>
           <w:b w:val="0"/>
         </w:rPr>
-        <w:t xml:space="preserve">It builds </w:t>
+        <w:t xml:space="preserve">1.  It builds </w:t>
       </w:r>
       <w:r>
         <w:rPr>
@@ -1844,13 +1874,13 @@
     </w:p>
     <w:p>
       <w:pPr>
-        <w:pStyle w:val="ListNumber"/>
+        <w:ind w:left="510" w:hanging="340"/>
       </w:pPr>
       <w:r>
         <w:rPr>
           <w:b w:val="0"/>
         </w:rPr>
-        <w:t xml:space="preserve">It computes </w:t>
+        <w:t xml:space="preserve">2.  It computes </w:t>
       </w:r>
       <w:r>
         <w:rPr>
@@ -1907,13 +1937,13 @@
     </w:p>
     <w:p>
       <w:pPr>
-        <w:pStyle w:val="ListNumber"/>
+        <w:ind w:left="510" w:hanging="340"/>
       </w:pPr>
       <w:r>
         <w:rPr>
           <w:b w:val="0"/>
         </w:rPr>
-        <w:t xml:space="preserve">If there is a diff or an intent shift, it calls </w:t>
+        <w:t xml:space="preserve">3.  If there is a diff or an intent shift, it calls </w:t>
       </w:r>
       <w:r>
         <w:rPr>
@@ -1957,13 +1987,13 @@
     </w:p>
     <w:p>
       <w:pPr>
-        <w:pStyle w:val="ListNumber"/>
+        <w:ind w:left="510" w:hanging="340"/>
       </w:pPr>
       <w:r>
         <w:rPr>
           <w:b w:val="0"/>
         </w:rPr>
-        <w:t xml:space="preserve">It builds the </w:t>
+        <w:t xml:space="preserve">4.  It builds the </w:t>
       </w:r>
       <w:r>
         <w:rPr>
@@ -2046,13 +2076,13 @@
     </w:p>
     <w:p>
       <w:pPr>
-        <w:pStyle w:val="ListNumber"/>
+        <w:ind w:left="510" w:hanging="340"/>
       </w:pPr>
       <w:r>
         <w:rPr>
           <w:b w:val="0"/>
         </w:rPr>
-        <w:t xml:space="preserve">It purges: </w:t>
+        <w:t xml:space="preserve">5.  It purges: </w:t>
       </w:r>
       <w:r>
         <w:rPr>
@@ -2218,8 +2248,14 @@
     </w:p>
     <w:p>
       <w:pPr>
-        <w:pStyle w:val="ListNumber"/>
+        <w:ind w:left="510" w:hanging="340"/>
       </w:pPr>
+      <w:r>
+        <w:rPr>
+          <w:b w:val="0"/>
+        </w:rPr>
+        <w:t xml:space="preserve">1.  </w:t>
+      </w:r>
       <w:r>
         <w:rPr>
           <w:rFonts w:ascii="Consolas" w:hAnsi="Consolas" w:eastAsia="Consolas"/>
@@ -2353,13 +2389,13 @@
     </w:p>
     <w:p>
       <w:pPr>
-        <w:pStyle w:val="ListNumber"/>
+        <w:ind w:left="510" w:hanging="340"/>
       </w:pPr>
       <w:r>
         <w:rPr>
           <w:b w:val="0"/>
         </w:rPr>
-        <w:t xml:space="preserve">The second utterance arrives. </w:t>
+        <w:t xml:space="preserve">2.  The second utterance arrives. </w:t>
       </w:r>
       <w:r>
         <w:rPr>
@@ -2468,13 +2504,13 @@
     </w:p>
     <w:p>
       <w:pPr>
-        <w:pStyle w:val="ListNumber"/>
+        <w:ind w:left="510" w:hanging="340"/>
       </w:pPr>
       <w:r>
         <w:rPr>
           <w:b w:val="0"/>
         </w:rPr>
-        <w:t xml:space="preserve">The planner now builds the prompt. </w:t>
+        <w:t xml:space="preserve">3.  The planner now builds the prompt. </w:t>
       </w:r>
       <w:r>
         <w:rPr>
@@ -2492,13 +2528,13 @@
     </w:p>
     <w:p>
       <w:pPr>
-        <w:pStyle w:val="ListNumber"/>
+        <w:ind w:left="510" w:hanging="340"/>
       </w:pPr>
       <w:r>
         <w:rPr>
           <w:b w:val="0"/>
         </w:rPr>
-        <w:t xml:space="preserve">The model re-issues </w:t>
+        <w:t xml:space="preserve">4.  The model re-issues </w:t>
       </w:r>
       <w:r>
         <w:rPr>
@@ -2529,13 +2565,13 @@
     </w:p>
     <w:p>
       <w:pPr>
-        <w:pStyle w:val="ListNumber"/>
+        <w:ind w:left="510" w:hanging="340"/>
       </w:pPr>
       <w:r>
         <w:rPr>
           <w:b w:val="0"/>
         </w:rPr>
-        <w:t xml:space="preserve">When the tool result arrives, </w:t>
+        <w:t xml:space="preserve">5.  When the tool result arrives, </w:t>
       </w:r>
       <w:r>
         <w:rPr>
@@ -3758,13 +3794,13 @@
     </w:p>
     <w:p>
       <w:pPr>
-        <w:pStyle w:val="ListNumber"/>
+        <w:ind w:left="510" w:hanging="340"/>
       </w:pPr>
       <w:r>
         <w:rPr>
           <w:b w:val="0"/>
         </w:rPr>
-        <w:t xml:space="preserve">Creates a </w:t>
+        <w:t xml:space="preserve">1.  Creates a </w:t>
       </w:r>
       <w:r>
         <w:rPr>
@@ -3860,13 +3896,13 @@
     </w:p>
     <w:p>
       <w:pPr>
-        <w:pStyle w:val="ListNumber"/>
+        <w:ind w:left="510" w:hanging="340"/>
       </w:pPr>
       <w:r>
         <w:rPr>
           <w:b w:val="0"/>
         </w:rPr>
-        <w:t xml:space="preserve">Adds a </w:t>
+        <w:t xml:space="preserve">2.  Adds a </w:t>
       </w:r>
       <w:r>
         <w:rPr>
@@ -3884,24 +3920,24 @@
     </w:p>
     <w:p>
       <w:pPr>
-        <w:pStyle w:val="ListNumber"/>
+        <w:ind w:left="510" w:hanging="340"/>
       </w:pPr>
       <w:r>
         <w:rPr>
           <w:b w:val="0"/>
         </w:rPr>
-        <w:t>Computes SUPERSEDES edges (section 4.4).</w:t>
+        <w:t>3.  Computes SUPERSEDES edges (section 4.4).</w:t>
       </w:r>
     </w:p>
     <w:p>
       <w:pPr>
-        <w:pStyle w:val="ListNumber"/>
+        <w:ind w:left="510" w:hanging="340"/>
       </w:pPr>
       <w:r>
         <w:rPr>
           <w:b w:val="0"/>
         </w:rPr>
-        <w:t xml:space="preserve">Appends the node to </w:t>
+        <w:t xml:space="preserve">4.  Appends the node to </w:t>
       </w:r>
       <w:r>
         <w:rPr>
@@ -3919,13 +3955,13 @@
     </w:p>
     <w:p>
       <w:pPr>
-        <w:pStyle w:val="ListNumber"/>
+        <w:ind w:left="510" w:hanging="340"/>
       </w:pPr>
       <w:r>
         <w:rPr>
           <w:b w:val="0"/>
         </w:rPr>
-        <w:t xml:space="preserve">For each entity candidate calls </w:t>
+        <w:t xml:space="preserve">5.  For each entity candidate calls </w:t>
       </w:r>
       <w:r>
         <w:rPr>
@@ -3956,13 +3992,13 @@
     </w:p>
     <w:p>
       <w:pPr>
-        <w:pStyle w:val="ListNumber"/>
+        <w:ind w:left="510" w:hanging="340"/>
       </w:pPr>
       <w:r>
         <w:rPr>
           <w:b w:val="0"/>
         </w:rPr>
-        <w:t xml:space="preserve">For each produced artifact calls </w:t>
+        <w:t xml:space="preserve">6.  For each produced artifact calls </w:t>
       </w:r>
       <w:r>
         <w:rPr>
@@ -3993,13 +4029,13 @@
     </w:p>
     <w:p>
       <w:pPr>
-        <w:pStyle w:val="ListNumber"/>
+        <w:ind w:left="510" w:hanging="340"/>
       </w:pPr>
       <w:r>
         <w:rPr>
           <w:b w:val="0"/>
         </w:rPr>
-        <w:t xml:space="preserve">Runs </w:t>
+        <w:t xml:space="preserve">7.  Runs </w:t>
       </w:r>
       <w:r>
         <w:rPr>
@@ -4072,13 +4108,13 @@
     </w:p>
     <w:p>
       <w:pPr>
-        <w:pStyle w:val="ListNumber"/>
+        <w:ind w:left="510" w:hanging="340"/>
       </w:pPr>
       <w:r>
         <w:rPr>
           <w:b w:val="0"/>
         </w:rPr>
-        <w:t xml:space="preserve">Preferred: the turn whose entity introduced the old value. It scans entity nodes in reverse for the same </w:t>
+        <w:t xml:space="preserve">1.  Preferred: the turn whose entity introduced the old value. It scans entity nodes in reverse for the same </w:t>
       </w:r>
       <w:r>
         <w:rPr>
@@ -4109,13 +4145,13 @@
     </w:p>
     <w:p>
       <w:pPr>
-        <w:pStyle w:val="ListNumber"/>
+        <w:ind w:left="510" w:hanging="340"/>
       </w:pPr>
       <w:r>
         <w:rPr>
           <w:b w:val="0"/>
         </w:rPr>
-        <w:t xml:space="preserve">Fallback: the latest non-pruned turn whose </w:t>
+        <w:t xml:space="preserve">2.  Fallback: the latest non-pruned turn whose </w:t>
       </w:r>
       <w:r>
         <w:rPr>
@@ -5081,13 +5117,13 @@
     </w:p>
     <w:p>
       <w:pPr>
-        <w:pStyle w:val="ListNumber"/>
+        <w:ind w:left="510" w:hanging="340"/>
       </w:pPr>
       <w:r>
         <w:rPr>
           <w:b w:val="0"/>
         </w:rPr>
-        <w:t xml:space="preserve">Turn 1: "search flights Delhi to Mumbai". Result arrives; </w:t>
+        <w:t xml:space="preserve">1.  Turn 1: "search flights Delhi to Mumbai". Result arrives; </w:t>
       </w:r>
       <w:r>
         <w:rPr>
@@ -5157,13 +5193,13 @@
     </w:p>
     <w:p>
       <w:pPr>
-        <w:pStyle w:val="ListNumber"/>
+        <w:ind w:left="510" w:hanging="340"/>
       </w:pPr>
       <w:r>
         <w:rPr>
           <w:b w:val="0"/>
         </w:rPr>
-        <w:t xml:space="preserve">Turn 2: "now book it to Goa". The planner stages </w:t>
+        <w:t xml:space="preserve">2.  Turn 2: "now book it to Goa". The planner stages </w:t>
       </w:r>
       <w:r>
         <w:rPr>
@@ -5272,13 +5308,13 @@
     </w:p>
     <w:p>
       <w:pPr>
-        <w:pStyle w:val="ListNumber"/>
+        <w:ind w:left="510" w:hanging="340"/>
       </w:pPr>
       <w:r>
         <w:rPr>
           <w:b w:val="0"/>
         </w:rPr>
-        <w:t xml:space="preserve">The agent speaks "Your flight ... is confirmed ..." and the user talks over it after four words. </w:t>
+        <w:t xml:space="preserve">3.  The agent speaks "Your flight ... is confirmed ..." and the user talks over it after four words. </w:t>
       </w:r>
       <w:r>
         <w:rPr>
@@ -5322,13 +5358,13 @@
     </w:p>
     <w:p>
       <w:pPr>
-        <w:pStyle w:val="ListNumber"/>
+        <w:ind w:left="510" w:hanging="340"/>
       </w:pPr>
       <w:r>
         <w:rPr>
           <w:b w:val="0"/>
         </w:rPr>
-        <w:t xml:space="preserve">Turn 3's prompt now contains: user "search flights Delhi to Mumbai", assistant (full reply), user "now book it to Goa", assistant </w:t>
+        <w:t xml:space="preserve">4.  Turn 3's prompt now contains: user "search flights Delhi to Mumbai", assistant (full reply), user "now book it to Goa", assistant </w:t>
       </w:r>
       <w:r>
         <w:rPr>
@@ -6557,8 +6593,14 @@
     </w:p>
     <w:p>
       <w:pPr>
-        <w:pStyle w:val="ListNumber"/>
+        <w:ind w:left="510" w:hanging="340"/>
       </w:pPr>
+      <w:r>
+        <w:rPr>
+          <w:b w:val="0"/>
+        </w:rPr>
+        <w:t xml:space="preserve">1.  </w:t>
+      </w:r>
       <w:r>
         <w:rPr>
           <w:rFonts w:ascii="Consolas" w:hAnsi="Consolas" w:eastAsia="Consolas"/>
@@ -6575,8 +6617,14 @@
     </w:p>
     <w:p>
       <w:pPr>
-        <w:pStyle w:val="ListNumber"/>
+        <w:ind w:left="510" w:hanging="340"/>
       </w:pPr>
+      <w:r>
+        <w:rPr>
+          <w:b w:val="0"/>
+        </w:rPr>
+        <w:t xml:space="preserve">2.  </w:t>
+      </w:r>
       <w:r>
         <w:rPr>
           <w:rFonts w:ascii="Consolas" w:hAnsi="Consolas" w:eastAsia="Consolas"/>
@@ -6593,8 +6641,14 @@
     </w:p>
     <w:p>
       <w:pPr>
-        <w:pStyle w:val="ListNumber"/>
+        <w:ind w:left="510" w:hanging="340"/>
       </w:pPr>
+      <w:r>
+        <w:rPr>
+          <w:b w:val="0"/>
+        </w:rPr>
+        <w:t xml:space="preserve">3.  </w:t>
+      </w:r>
       <w:r>
         <w:rPr>
           <w:rFonts w:ascii="Consolas" w:hAnsi="Consolas" w:eastAsia="Consolas"/>
@@ -6676,8 +6730,14 @@
     </w:p>
     <w:p>
       <w:pPr>
-        <w:pStyle w:val="ListNumber"/>
+        <w:ind w:left="510" w:hanging="340"/>
       </w:pPr>
+      <w:r>
+        <w:rPr>
+          <w:b w:val="0"/>
+        </w:rPr>
+        <w:t xml:space="preserve">4.  </w:t>
+      </w:r>
       <w:r>
         <w:rPr>
           <w:rFonts w:ascii="Consolas" w:hAnsi="Consolas" w:eastAsia="Consolas"/>
@@ -6720,13 +6780,13 @@
     </w:p>
     <w:p>
       <w:pPr>
-        <w:pStyle w:val="ListNumber"/>
+        <w:ind w:left="510" w:hanging="340"/>
       </w:pPr>
       <w:r>
         <w:rPr>
           <w:b w:val="0"/>
         </w:rPr>
-        <w:t xml:space="preserve">Otherwise the planner records the entity candidates with </w:t>
+        <w:t xml:space="preserve">5.  Otherwise the planner records the entity candidates with </w:t>
       </w:r>
       <w:r>
         <w:rPr>
